--- a/10/tendencii-razvitiya/Вариант 25.docx
+++ b/10/tendencii-razvitiya/Вариант 25.docx
@@ -85,7 +85,27 @@
     </w:p>
     <w:p>
       <w:r>
+        <w:t>1.1. Открытые и закрытые стандарты...........................3</w:t>
+      </w:r>
+    </w:p>
+    <w:p>
+      <w:r>
+        <w:t>1.2. Кто разрабатывает стандарты.............................3</w:t>
+      </w:r>
+    </w:p>
+    <w:p>
+      <w:r>
         <w:t>2. Что даёт открытость.......................................4</w:t>
+      </w:r>
+    </w:p>
+    <w:p>
+      <w:r>
+        <w:t>2.1. Выгоды открытости.......................................4</w:t>
+      </w:r>
+    </w:p>
+    <w:p>
+      <w:r>
+        <w:t>2.2. Обратная сторона........................................4</w:t>
       </w:r>
     </w:p>
     <w:p>
@@ -133,12 +153,22 @@
     <w:p/>
     <w:p>
       <w:r>
+        <w:t>1.1. Открытые и закрытые стандарты</w:t>
+      </w:r>
+    </w:p>
+    <w:p>
+      <w:r>
         <w:t>Стандарт — опубликованное описание того, как  устроен разъём, протокол обмена или формат  файла.  Любой производитель может  прочитать его и сделать совместимое устройство или программу, не спрашивая ни у кого разрешения.</w:t>
       </w:r>
     </w:p>
     <w:p>
       <w:r>
         <w:t>Открытым стандарт называется тогда, когда его описание доступно всем и пользоваться им можно свободно. Есть и  закрытые: описание принадлежит одной компании, и работать с ним  могут только те, кому она позволила.</w:t>
+      </w:r>
+    </w:p>
+    <w:p>
+      <w:r>
+        <w:t>1.2. Кто разрабатывает стандарты</w:t>
       </w:r>
     </w:p>
     <w:p>
@@ -158,12 +188,22 @@
     <w:p/>
     <w:p>
       <w:r>
+        <w:t>2.1. Выгоды открытости</w:t>
+      </w:r>
+    </w:p>
+    <w:p>
+      <w:r>
         <w:t>Первое — свобода выбора: если формат  открыт, работу можно продолжить в любой программе, а не только в той, где  начал. Второе — долговечность: документ, записанный в открытом формате, прочитают и через двадцать лет, даже если создавшая его  фирма исчезнет.</w:t>
       </w:r>
     </w:p>
     <w:p>
       <w:r>
         <w:t>Третье — конкуренция. Когда разъём стандартный, зарядку делают десятки производителей, и она стоит дешевле.  Закрытый разъём  означает, что  покупать придётся  у одного.</w:t>
+      </w:r>
+    </w:p>
+    <w:p>
+      <w:r>
+        <w:t>2.2. Обратная сторона</w:t>
       </w:r>
     </w:p>
     <w:p>
